--- a/labs/lab6/writing-template.docx
+++ b/labs/lab6/writing-template.docx
@@ -522,8 +522,8 @@
           <m:d>
             <m:dPr>
               <m:begChr m:val="("/>
+              <m:sepChr m:val=""/>
               <m:endChr m:val=")"/>
-              <m:sepChr m:val=""/>
               <m:grow/>
             </m:dPr>
             <m:e>
@@ -1456,7 +1456,11 @@
     <w:bookmarkEnd w:id="45"/>
     <w:bookmarkEnd w:id="46"/>
     <w:bookmarkEnd w:id="47"/>
-    <w:sectPr/>
+    <w:sectPr>
+      <w:footnotePr>
+        <w:numRestart w:val="eachSect"/>
+      </w:footnotePr>
+    </w:sectPr>
   </w:body>
 </w:document>
 </file>
@@ -1964,8 +1968,6 @@
     </w:pPr>
     <w:rPr>
       <w:rFonts w:asciiTheme="majorHAnsi" w:cstheme="majorBidi" w:eastAsiaTheme="majorEastAsia" w:hAnsiTheme="majorHAnsi"/>
-      <w:spacing w:val="-10"/>
-      <w:kern w:val="28"/>
       <w:sz w:val="56"/>
       <w:szCs w:val="56"/>
     </w:rPr>
@@ -1978,8 +1980,6 @@
     <w:rsid w:val="00A10FD9"/>
     <w:rPr>
       <w:rFonts w:asciiTheme="majorHAnsi" w:cstheme="majorBidi" w:eastAsiaTheme="majorEastAsia" w:hAnsiTheme="majorHAnsi"/>
-      <w:spacing w:val="-10"/>
-      <w:kern w:val="28"/>
       <w:sz w:val="56"/>
       <w:szCs w:val="56"/>
     </w:rPr>
@@ -2020,23 +2020,31 @@
   </w:style>
   <w:style w:customStyle="1" w:styleId="Author" w:type="paragraph">
     <w:name w:val="Author"/>
+    <w:basedOn w:val="Title"/>
     <w:next w:val="BodyText"/>
     <w:qFormat/>
     <w:pPr>
       <w:keepNext/>
       <w:keepLines/>
-      <w:jc w:val="center"/>
     </w:pPr>
+    <w:rPr>
+      <w:sz w:val="24"/>
+      <w:szCs w:val="24"/>
+    </w:rPr>
   </w:style>
   <w:style w:styleId="Date" w:type="paragraph">
     <w:name w:val="Date"/>
+    <w:basedOn w:val="Title"/>
     <w:next w:val="BodyText"/>
     <w:qFormat/>
     <w:pPr>
       <w:keepNext/>
       <w:keepLines/>
-      <w:jc w:val="center"/>
     </w:pPr>
+    <w:rPr>
+      <w:sz w:val="24"/>
+      <w:szCs w:val="24"/>
+    </w:rPr>
   </w:style>
   <w:style w:customStyle="1" w:styleId="AbstractTitle" w:type="paragraph">
     <w:name w:val="Abstract Title"/>

--- a/labs/lab6/writing-template.docx
+++ b/labs/lab6/writing-template.docx
@@ -703,7 +703,7 @@
               <w:jc w:val="center"/>
             </w:pPr>
             <w:pPr>
-              <w:jc w:val="start"/>
+              <w:jc w:val="left"/>
               <w:spacing w:before="200"/>
               <w:pStyle w:val="ImageCaption"/>
             </w:pPr>
@@ -824,7 +824,7 @@
               <w:jc w:val="center"/>
             </w:pPr>
             <w:pPr>
-              <w:jc w:val="start"/>
+              <w:jc w:val="left"/>
               <w:spacing w:before="200"/>
               <w:pStyle w:val="ImageCaption"/>
             </w:pPr>
@@ -945,7 +945,7 @@
               <w:jc w:val="center"/>
             </w:pPr>
             <w:pPr>
-              <w:jc w:val="start"/>
+              <w:jc w:val="left"/>
               <w:spacing w:before="200"/>
               <w:pStyle w:val="ImageCaption"/>
             </w:pPr>

--- a/labs/lab6/writing-template.docx
+++ b/labs/lab6/writing-template.docx
@@ -144,7 +144,7 @@
         </w:numPr>
       </w:pPr>
       <w:r>
-        <w:t xml:space="preserve">Abstract</w:t>
+        <w:t xml:space="preserve">Abstract (see instructions below)</w:t>
       </w:r>
     </w:p>
     <w:p>
@@ -1175,6 +1175,14 @@
     </w:p>
     <w:p>
       <w:pPr>
+        <w:pStyle w:val="FirstParagraph"/>
+      </w:pPr>
+      <w:r>
+        <w:t xml:space="preserve">General formula for abstracts, 1 sentence each for the following items:</w:t>
+      </w:r>
+    </w:p>
+    <w:p>
+      <w:pPr>
         <w:pStyle w:val="Compact"/>
         <w:numPr>
           <w:ilvl w:val="0"/>
@@ -1182,7 +1190,7 @@
         </w:numPr>
       </w:pPr>
       <w:r>
-        <w:t xml:space="preserve">Replace with paragraph 1 topic sentence</w:t>
+        <w:t xml:space="preserve">What did you do?</w:t>
       </w:r>
     </w:p>
     <w:p>
@@ -1194,7 +1202,7 @@
         </w:numPr>
       </w:pPr>
       <w:r>
-        <w:t xml:space="preserve">Replace with paragraph 2 topic sentence</w:t>
+        <w:t xml:space="preserve">How did you do it?</w:t>
       </w:r>
     </w:p>
     <w:p>
@@ -1206,7 +1214,7 @@
         </w:numPr>
       </w:pPr>
       <w:r>
-        <w:t xml:space="preserve">Replace with paragraph 3 topic sentence</w:t>
+        <w:t xml:space="preserve">What is your most meaningful, quantitative result?</w:t>
       </w:r>
     </w:p>
     <w:p>
@@ -1218,7 +1226,51 @@
         </w:numPr>
       </w:pPr>
       <w:r>
-        <w:t xml:space="preserve">…</w:t>
+        <w:t xml:space="preserve">Why did you do it / what does that result mean?</w:t>
+      </w:r>
+    </w:p>
+    <w:p>
+      <w:pPr>
+        <w:pStyle w:val="FirstParagraph"/>
+      </w:pPr>
+      <w:r>
+        <w:t xml:space="preserve">Don’t put in too much stuff! It’s not an introduction. Be sure to follow the scientific writing conventions of an abstract carefully:</w:t>
+      </w:r>
+    </w:p>
+    <w:p>
+      <w:pPr>
+        <w:pStyle w:val="Compact"/>
+        <w:numPr>
+          <w:ilvl w:val="0"/>
+          <w:numId w:val="1012"/>
+        </w:numPr>
+      </w:pPr>
+      <w:r>
+        <w:t xml:space="preserve">Don’t summarize more of your work than necessary.</w:t>
+      </w:r>
+    </w:p>
+    <w:p>
+      <w:pPr>
+        <w:pStyle w:val="Compact"/>
+        <w:numPr>
+          <w:ilvl w:val="0"/>
+          <w:numId w:val="1012"/>
+        </w:numPr>
+      </w:pPr>
+      <w:r>
+        <w:t xml:space="preserve">Do include quantitative results.</w:t>
+      </w:r>
+    </w:p>
+    <w:p>
+      <w:pPr>
+        <w:pStyle w:val="Compact"/>
+        <w:numPr>
+          <w:ilvl w:val="0"/>
+          <w:numId w:val="1012"/>
+        </w:numPr>
+      </w:pPr>
+      <w:r>
+        <w:t xml:space="preserve">Keep it short.</w:t>
       </w:r>
     </w:p>
     <w:bookmarkEnd w:id="41"/>
@@ -1236,7 +1288,7 @@
         <w:pStyle w:val="Compact"/>
         <w:numPr>
           <w:ilvl w:val="0"/>
-          <w:numId w:val="1012"/>
+          <w:numId w:val="1013"/>
         </w:numPr>
       </w:pPr>
       <w:r>
@@ -1248,7 +1300,7 @@
         <w:pStyle w:val="Compact"/>
         <w:numPr>
           <w:ilvl w:val="0"/>
-          <w:numId w:val="1012"/>
+          <w:numId w:val="1013"/>
         </w:numPr>
       </w:pPr>
       <w:r>
@@ -1260,7 +1312,7 @@
         <w:pStyle w:val="Compact"/>
         <w:numPr>
           <w:ilvl w:val="0"/>
-          <w:numId w:val="1012"/>
+          <w:numId w:val="1013"/>
         </w:numPr>
       </w:pPr>
       <w:r>
@@ -1272,7 +1324,7 @@
         <w:pStyle w:val="Compact"/>
         <w:numPr>
           <w:ilvl w:val="0"/>
-          <w:numId w:val="1012"/>
+          <w:numId w:val="1013"/>
         </w:numPr>
       </w:pPr>
       <w:r>
@@ -1294,7 +1346,7 @@
         <w:pStyle w:val="Compact"/>
         <w:numPr>
           <w:ilvl w:val="0"/>
-          <w:numId w:val="1013"/>
+          <w:numId w:val="1014"/>
         </w:numPr>
       </w:pPr>
       <w:r>
@@ -1306,7 +1358,7 @@
         <w:pStyle w:val="Compact"/>
         <w:numPr>
           <w:ilvl w:val="0"/>
-          <w:numId w:val="1013"/>
+          <w:numId w:val="1014"/>
         </w:numPr>
       </w:pPr>
       <w:r>
@@ -1318,7 +1370,7 @@
         <w:pStyle w:val="Compact"/>
         <w:numPr>
           <w:ilvl w:val="0"/>
-          <w:numId w:val="1013"/>
+          <w:numId w:val="1014"/>
         </w:numPr>
       </w:pPr>
       <w:r>
@@ -1330,7 +1382,7 @@
         <w:pStyle w:val="Compact"/>
         <w:numPr>
           <w:ilvl w:val="0"/>
-          <w:numId w:val="1013"/>
+          <w:numId w:val="1014"/>
         </w:numPr>
       </w:pPr>
       <w:r>
@@ -1352,7 +1404,7 @@
         <w:pStyle w:val="Compact"/>
         <w:numPr>
           <w:ilvl w:val="0"/>
-          <w:numId w:val="1014"/>
+          <w:numId w:val="1015"/>
         </w:numPr>
       </w:pPr>
       <w:r>
@@ -1364,7 +1416,7 @@
         <w:pStyle w:val="Compact"/>
         <w:numPr>
           <w:ilvl w:val="0"/>
-          <w:numId w:val="1014"/>
+          <w:numId w:val="1015"/>
         </w:numPr>
       </w:pPr>
       <w:r>
@@ -1376,7 +1428,7 @@
         <w:pStyle w:val="Compact"/>
         <w:numPr>
           <w:ilvl w:val="0"/>
-          <w:numId w:val="1014"/>
+          <w:numId w:val="1015"/>
         </w:numPr>
       </w:pPr>
       <w:r>
@@ -1388,7 +1440,7 @@
         <w:pStyle w:val="Compact"/>
         <w:numPr>
           <w:ilvl w:val="0"/>
-          <w:numId w:val="1014"/>
+          <w:numId w:val="1015"/>
         </w:numPr>
       </w:pPr>
       <w:r>
@@ -1410,7 +1462,7 @@
         <w:pStyle w:val="Compact"/>
         <w:numPr>
           <w:ilvl w:val="0"/>
-          <w:numId w:val="1015"/>
+          <w:numId w:val="1016"/>
         </w:numPr>
       </w:pPr>
       <w:r>
@@ -1422,7 +1474,7 @@
         <w:pStyle w:val="Compact"/>
         <w:numPr>
           <w:ilvl w:val="0"/>
-          <w:numId w:val="1015"/>
+          <w:numId w:val="1016"/>
         </w:numPr>
       </w:pPr>
       <w:r>
@@ -1434,7 +1486,7 @@
         <w:pStyle w:val="Compact"/>
         <w:numPr>
           <w:ilvl w:val="0"/>
-          <w:numId w:val="1015"/>
+          <w:numId w:val="1016"/>
         </w:numPr>
       </w:pPr>
       <w:r>
@@ -1446,7 +1498,7 @@
         <w:pStyle w:val="Compact"/>
         <w:numPr>
           <w:ilvl w:val="0"/>
-          <w:numId w:val="1015"/>
+          <w:numId w:val="1016"/>
         </w:numPr>
       </w:pPr>
       <w:r>
@@ -1903,6 +1955,9 @@
     <w:abstractNumId w:val="991"/>
   </w:num>
   <w:num w:numId="1015">
+    <w:abstractNumId w:val="991"/>
+  </w:num>
+  <w:num w:numId="1016">
     <w:abstractNumId w:val="991"/>
   </w:num>
 </w:numbering>

--- a/labs/lab6/writing-template.docx
+++ b/labs/lab6/writing-template.docx
@@ -15,7 +15,7 @@
         <w:pStyle w:val="Subtitle"/>
       </w:pPr>
       <w:r>
-        <w:t xml:space="preserve">Introductions</w:t>
+        <w:t xml:space="preserve">Outline</w:t>
       </w:r>
     </w:p>
     <w:bookmarkStart w:id="20" w:name="statement-of-work"/>

--- a/labs/lab6/writing-template.docx
+++ b/labs/lab6/writing-template.docx
@@ -168,7 +168,7 @@
         </w:numPr>
       </w:pPr>
       <w:r>
-        <w:t xml:space="preserve">Methods</w:t>
+        <w:t xml:space="preserve">Methods and Analysis</w:t>
       </w:r>
     </w:p>
     <w:p>
@@ -180,7 +180,7 @@
         </w:numPr>
       </w:pPr>
       <w:r>
-        <w:t xml:space="preserve">Results</w:t>
+        <w:t xml:space="preserve">Results and Discussion</w:t>
       </w:r>
     </w:p>
     <w:p>
@@ -1332,13 +1332,13 @@
       </w:r>
     </w:p>
     <w:bookmarkEnd w:id="42"/>
-    <w:bookmarkStart w:id="43" w:name="methods"/>
+    <w:bookmarkStart w:id="43" w:name="methods-and-analysis"/>
     <w:p>
       <w:pPr>
         <w:pStyle w:val="Heading4"/>
       </w:pPr>
       <w:r>
-        <w:t xml:space="preserve">Methods</w:t>
+        <w:t xml:space="preserve">Methods and Analysis</w:t>
       </w:r>
     </w:p>
     <w:p>
@@ -1390,13 +1390,13 @@
       </w:r>
     </w:p>
     <w:bookmarkEnd w:id="43"/>
-    <w:bookmarkStart w:id="44" w:name="results"/>
+    <w:bookmarkStart w:id="44" w:name="results-and-discussion"/>
     <w:p>
       <w:pPr>
         <w:pStyle w:val="Heading4"/>
       </w:pPr>
       <w:r>
-        <w:t xml:space="preserve">Results</w:t>
+        <w:t xml:space="preserve">Results and Discussion</w:t>
       </w:r>
     </w:p>
     <w:p>

--- a/labs/lab6/writing-template.docx
+++ b/labs/lab6/writing-template.docx
@@ -64,6 +64,18 @@
         </w:numPr>
       </w:pPr>
       <w:r>
+        <w:t xml:space="preserve">An abstract that concisely summarizes the main takeaway</w:t>
+      </w:r>
+    </w:p>
+    <w:p>
+      <w:pPr>
+        <w:pStyle w:val="Compact"/>
+        <w:numPr>
+          <w:ilvl w:val="0"/>
+          <w:numId w:val="1003"/>
+        </w:numPr>
+      </w:pPr>
+      <w:r>
         <w:t xml:space="preserve">A topic sentence for each paragraph of your memo</w:t>
       </w:r>
     </w:p>
@@ -72,7 +84,7 @@
         <w:pStyle w:val="Compact"/>
         <w:numPr>
           <w:ilvl w:val="0"/>
-          <w:numId w:val="1003"/>
+          <w:numId w:val="1004"/>
         </w:numPr>
       </w:pPr>
       <w:r>
@@ -84,7 +96,7 @@
         <w:pStyle w:val="Compact"/>
         <w:numPr>
           <w:ilvl w:val="0"/>
-          <w:numId w:val="1004"/>
+          <w:numId w:val="1005"/>
         </w:numPr>
       </w:pPr>
       <w:r>
@@ -140,7 +152,7 @@
         <w:pStyle w:val="Compact"/>
         <w:numPr>
           <w:ilvl w:val="0"/>
-          <w:numId w:val="1005"/>
+          <w:numId w:val="1006"/>
         </w:numPr>
       </w:pPr>
       <w:r>
@@ -152,7 +164,7 @@
         <w:pStyle w:val="Compact"/>
         <w:numPr>
           <w:ilvl w:val="0"/>
-          <w:numId w:val="1005"/>
+          <w:numId w:val="1006"/>
         </w:numPr>
       </w:pPr>
       <w:r>
@@ -164,7 +176,7 @@
         <w:pStyle w:val="Compact"/>
         <w:numPr>
           <w:ilvl w:val="0"/>
-          <w:numId w:val="1005"/>
+          <w:numId w:val="1006"/>
         </w:numPr>
       </w:pPr>
       <w:r>
@@ -176,7 +188,7 @@
         <w:pStyle w:val="Compact"/>
         <w:numPr>
           <w:ilvl w:val="0"/>
-          <w:numId w:val="1005"/>
+          <w:numId w:val="1006"/>
         </w:numPr>
       </w:pPr>
       <w:r>
@@ -188,7 +200,7 @@
         <w:pStyle w:val="Compact"/>
         <w:numPr>
           <w:ilvl w:val="0"/>
-          <w:numId w:val="1005"/>
+          <w:numId w:val="1006"/>
         </w:numPr>
       </w:pPr>
       <w:r>
@@ -200,7 +212,7 @@
         <w:pStyle w:val="Compact"/>
         <w:numPr>
           <w:ilvl w:val="0"/>
-          <w:numId w:val="1005"/>
+          <w:numId w:val="1006"/>
         </w:numPr>
       </w:pPr>
       <w:r>
@@ -222,7 +234,7 @@
         <w:pStyle w:val="FirstParagraph"/>
       </w:pPr>
       <w:r>
-        <w:t xml:space="preserve">In this section we’ll talk about how to do two more things you’ll need to do in your tech memo and we haven’t yet covered in detail: topic sentences and equations.</w:t>
+        <w:t xml:space="preserve">In this section we’ll clarify our expectations about two things you’ll need to include in your tech memo: topic sentences and equations.</w:t>
       </w:r>
     </w:p>
     <w:bookmarkStart w:id="22" w:name="topic-sentences"/>
@@ -301,7 +313,7 @@
         <w:pStyle w:val="Compact"/>
         <w:numPr>
           <w:ilvl w:val="0"/>
-          <w:numId w:val="1006"/>
+          <w:numId w:val="1007"/>
         </w:numPr>
       </w:pPr>
       <w:r>
@@ -313,7 +325,7 @@
         <w:pStyle w:val="Compact"/>
         <w:numPr>
           <w:ilvl w:val="0"/>
-          <w:numId w:val="1006"/>
+          <w:numId w:val="1007"/>
         </w:numPr>
       </w:pPr>
       <w:r>
@@ -389,7 +401,7 @@
         <w:pStyle w:val="Compact"/>
         <w:numPr>
           <w:ilvl w:val="0"/>
-          <w:numId w:val="1007"/>
+          <w:numId w:val="1008"/>
         </w:numPr>
       </w:pPr>
       <w:r>
@@ -401,7 +413,7 @@
         <w:pStyle w:val="Compact"/>
         <w:numPr>
           <w:ilvl w:val="0"/>
-          <w:numId w:val="1007"/>
+          <w:numId w:val="1008"/>
         </w:numPr>
       </w:pPr>
       <w:r>
@@ -413,7 +425,7 @@
         <w:pStyle w:val="Compact"/>
         <w:numPr>
           <w:ilvl w:val="0"/>
-          <w:numId w:val="1007"/>
+          <w:numId w:val="1008"/>
         </w:numPr>
       </w:pPr>
       <w:r>
@@ -437,7 +449,7 @@
         <w:pStyle w:val="Compact"/>
         <w:numPr>
           <w:ilvl w:val="0"/>
-          <w:numId w:val="1007"/>
+          <w:numId w:val="1008"/>
         </w:numPr>
       </w:pPr>
       <w:r>
@@ -449,7 +461,7 @@
         <w:pStyle w:val="Compact"/>
         <w:numPr>
           <w:ilvl w:val="0"/>
-          <w:numId w:val="1007"/>
+          <w:numId w:val="1008"/>
         </w:numPr>
       </w:pPr>
       <w:r>
@@ -461,7 +473,7 @@
         <w:pStyle w:val="Compact"/>
         <w:numPr>
           <w:ilvl w:val="0"/>
-          <w:numId w:val="1007"/>
+          <w:numId w:val="1008"/>
         </w:numPr>
       </w:pPr>
       <w:r>
@@ -728,7 +740,7 @@
         <w:pStyle w:val="Compact"/>
         <w:numPr>
           <w:ilvl w:val="0"/>
-          <w:numId w:val="1008"/>
+          <w:numId w:val="1009"/>
         </w:numPr>
       </w:pPr>
       <w:r>
@@ -740,7 +752,7 @@
         <w:pStyle w:val="Compact"/>
         <w:numPr>
           <w:ilvl w:val="0"/>
-          <w:numId w:val="1008"/>
+          <w:numId w:val="1009"/>
         </w:numPr>
       </w:pPr>
       <w:r>
@@ -849,7 +861,7 @@
         <w:pStyle w:val="Compact"/>
         <w:numPr>
           <w:ilvl w:val="0"/>
-          <w:numId w:val="1009"/>
+          <w:numId w:val="1010"/>
         </w:numPr>
       </w:pPr>
       <w:r>
@@ -861,7 +873,7 @@
         <w:pStyle w:val="Compact"/>
         <w:numPr>
           <w:ilvl w:val="0"/>
-          <w:numId w:val="1009"/>
+          <w:numId w:val="1010"/>
         </w:numPr>
       </w:pPr>
       <w:r>
@@ -970,7 +982,7 @@
         <w:pStyle w:val="Compact"/>
         <w:numPr>
           <w:ilvl w:val="0"/>
-          <w:numId w:val="1010"/>
+          <w:numId w:val="1011"/>
         </w:numPr>
       </w:pPr>
       <w:r>
@@ -982,7 +994,7 @@
         <w:pStyle w:val="Compact"/>
         <w:numPr>
           <w:ilvl w:val="0"/>
-          <w:numId w:val="1010"/>
+          <w:numId w:val="1011"/>
         </w:numPr>
       </w:pPr>
       <w:r>
@@ -1186,7 +1198,7 @@
         <w:pStyle w:val="Compact"/>
         <w:numPr>
           <w:ilvl w:val="0"/>
-          <w:numId w:val="1011"/>
+          <w:numId w:val="1012"/>
         </w:numPr>
       </w:pPr>
       <w:r>
@@ -1198,7 +1210,7 @@
         <w:pStyle w:val="Compact"/>
         <w:numPr>
           <w:ilvl w:val="0"/>
-          <w:numId w:val="1011"/>
+          <w:numId w:val="1012"/>
         </w:numPr>
       </w:pPr>
       <w:r>
@@ -1210,7 +1222,7 @@
         <w:pStyle w:val="Compact"/>
         <w:numPr>
           <w:ilvl w:val="0"/>
-          <w:numId w:val="1011"/>
+          <w:numId w:val="1012"/>
         </w:numPr>
       </w:pPr>
       <w:r>
@@ -1222,7 +1234,7 @@
         <w:pStyle w:val="Compact"/>
         <w:numPr>
           <w:ilvl w:val="0"/>
-          <w:numId w:val="1011"/>
+          <w:numId w:val="1012"/>
         </w:numPr>
       </w:pPr>
       <w:r>
@@ -1242,7 +1254,7 @@
         <w:pStyle w:val="Compact"/>
         <w:numPr>
           <w:ilvl w:val="0"/>
-          <w:numId w:val="1012"/>
+          <w:numId w:val="1013"/>
         </w:numPr>
       </w:pPr>
       <w:r>
@@ -1254,7 +1266,7 @@
         <w:pStyle w:val="Compact"/>
         <w:numPr>
           <w:ilvl w:val="0"/>
-          <w:numId w:val="1012"/>
+          <w:numId w:val="1013"/>
         </w:numPr>
       </w:pPr>
       <w:r>
@@ -1266,7 +1278,7 @@
         <w:pStyle w:val="Compact"/>
         <w:numPr>
           <w:ilvl w:val="0"/>
-          <w:numId w:val="1012"/>
+          <w:numId w:val="1013"/>
         </w:numPr>
       </w:pPr>
       <w:r>
@@ -1288,7 +1300,7 @@
         <w:pStyle w:val="Compact"/>
         <w:numPr>
           <w:ilvl w:val="0"/>
-          <w:numId w:val="1013"/>
+          <w:numId w:val="1014"/>
         </w:numPr>
       </w:pPr>
       <w:r>
@@ -1300,7 +1312,7 @@
         <w:pStyle w:val="Compact"/>
         <w:numPr>
           <w:ilvl w:val="0"/>
-          <w:numId w:val="1013"/>
+          <w:numId w:val="1014"/>
         </w:numPr>
       </w:pPr>
       <w:r>
@@ -1312,7 +1324,7 @@
         <w:pStyle w:val="Compact"/>
         <w:numPr>
           <w:ilvl w:val="0"/>
-          <w:numId w:val="1013"/>
+          <w:numId w:val="1014"/>
         </w:numPr>
       </w:pPr>
       <w:r>
@@ -1324,7 +1336,7 @@
         <w:pStyle w:val="Compact"/>
         <w:numPr>
           <w:ilvl w:val="0"/>
-          <w:numId w:val="1013"/>
+          <w:numId w:val="1014"/>
         </w:numPr>
       </w:pPr>
       <w:r>
@@ -1346,7 +1358,7 @@
         <w:pStyle w:val="Compact"/>
         <w:numPr>
           <w:ilvl w:val="0"/>
-          <w:numId w:val="1014"/>
+          <w:numId w:val="1015"/>
         </w:numPr>
       </w:pPr>
       <w:r>
@@ -1358,7 +1370,7 @@
         <w:pStyle w:val="Compact"/>
         <w:numPr>
           <w:ilvl w:val="0"/>
-          <w:numId w:val="1014"/>
+          <w:numId w:val="1015"/>
         </w:numPr>
       </w:pPr>
       <w:r>
@@ -1370,7 +1382,7 @@
         <w:pStyle w:val="Compact"/>
         <w:numPr>
           <w:ilvl w:val="0"/>
-          <w:numId w:val="1014"/>
+          <w:numId w:val="1015"/>
         </w:numPr>
       </w:pPr>
       <w:r>
@@ -1382,7 +1394,7 @@
         <w:pStyle w:val="Compact"/>
         <w:numPr>
           <w:ilvl w:val="0"/>
-          <w:numId w:val="1014"/>
+          <w:numId w:val="1015"/>
         </w:numPr>
       </w:pPr>
       <w:r>
@@ -1404,7 +1416,7 @@
         <w:pStyle w:val="Compact"/>
         <w:numPr>
           <w:ilvl w:val="0"/>
-          <w:numId w:val="1015"/>
+          <w:numId w:val="1016"/>
         </w:numPr>
       </w:pPr>
       <w:r>
@@ -1416,7 +1428,7 @@
         <w:pStyle w:val="Compact"/>
         <w:numPr>
           <w:ilvl w:val="0"/>
-          <w:numId w:val="1015"/>
+          <w:numId w:val="1016"/>
         </w:numPr>
       </w:pPr>
       <w:r>
@@ -1428,7 +1440,7 @@
         <w:pStyle w:val="Compact"/>
         <w:numPr>
           <w:ilvl w:val="0"/>
-          <w:numId w:val="1015"/>
+          <w:numId w:val="1016"/>
         </w:numPr>
       </w:pPr>
       <w:r>
@@ -1440,7 +1452,7 @@
         <w:pStyle w:val="Compact"/>
         <w:numPr>
           <w:ilvl w:val="0"/>
-          <w:numId w:val="1015"/>
+          <w:numId w:val="1016"/>
         </w:numPr>
       </w:pPr>
       <w:r>
@@ -1462,7 +1474,7 @@
         <w:pStyle w:val="Compact"/>
         <w:numPr>
           <w:ilvl w:val="0"/>
-          <w:numId w:val="1016"/>
+          <w:numId w:val="1017"/>
         </w:numPr>
       </w:pPr>
       <w:r>
@@ -1474,7 +1486,7 @@
         <w:pStyle w:val="Compact"/>
         <w:numPr>
           <w:ilvl w:val="0"/>
-          <w:numId w:val="1016"/>
+          <w:numId w:val="1017"/>
         </w:numPr>
       </w:pPr>
       <w:r>
@@ -1486,7 +1498,7 @@
         <w:pStyle w:val="Compact"/>
         <w:numPr>
           <w:ilvl w:val="0"/>
-          <w:numId w:val="1016"/>
+          <w:numId w:val="1017"/>
         </w:numPr>
       </w:pPr>
       <w:r>
@@ -1498,7 +1510,7 @@
         <w:pStyle w:val="Compact"/>
         <w:numPr>
           <w:ilvl w:val="0"/>
-          <w:numId w:val="1016"/>
+          <w:numId w:val="1017"/>
         </w:numPr>
       </w:pPr>
       <w:r>
@@ -1898,6 +1910,9 @@
     <w:abstractNumId w:val="992"/>
   </w:num>
   <w:num w:numId="1005">
+    <w:abstractNumId w:val="992"/>
+  </w:num>
+  <w:num w:numId="1006">
     <w:abstractNumId w:val="99411"/>
     <w:lvlOverride w:ilvl="0">
       <w:startOverride w:val="1"/>
@@ -1927,9 +1942,6 @@
       <w:startOverride w:val="1"/>
     </w:lvlOverride>
   </w:num>
-  <w:num w:numId="1006">
-    <w:abstractNumId w:val="991"/>
-  </w:num>
   <w:num w:numId="1007">
     <w:abstractNumId w:val="991"/>
   </w:num>
@@ -1958,6 +1970,9 @@
     <w:abstractNumId w:val="991"/>
   </w:num>
   <w:num w:numId="1016">
+    <w:abstractNumId w:val="991"/>
+  </w:num>
+  <w:num w:numId="1017">
     <w:abstractNumId w:val="991"/>
   </w:num>
 </w:numbering>

--- a/labs/lab6/writing-template.docx
+++ b/labs/lab6/writing-template.docx
@@ -18,7 +18,7 @@
         <w:t xml:space="preserve">Outline</w:t>
       </w:r>
     </w:p>
-    <w:bookmarkStart w:id="20" w:name="statement-of-work"/>
+    <w:bookmarkStart w:id="9" w:name="statement-of-work"/>
     <w:p>
       <w:pPr>
         <w:pStyle w:val="Heading2"/>
@@ -117,8 +117,8 @@
         <w:t xml:space="preserve">You will also submit a rough draft of your working document with the information above.</w:t>
       </w:r>
     </w:p>
-    <w:bookmarkEnd w:id="20"/>
-    <w:bookmarkStart w:id="21" w:name="outline"/>
+    <w:bookmarkEnd w:id="9"/>
+    <w:bookmarkStart w:id="10" w:name="outline"/>
     <w:p>
       <w:pPr>
         <w:pStyle w:val="Heading2"/>
@@ -219,8 +219,8 @@
         <w:t xml:space="preserve">References</w:t>
       </w:r>
     </w:p>
-    <w:bookmarkEnd w:id="21"/>
-    <w:bookmarkStart w:id="25" w:name="technical-tune-up"/>
+    <w:bookmarkEnd w:id="10"/>
+    <w:bookmarkStart w:id="14" w:name="technical-tune-up"/>
     <w:p>
       <w:pPr>
         <w:pStyle w:val="Heading2"/>
@@ -237,7 +237,7 @@
         <w:t xml:space="preserve">In this section we’ll clarify our expectations about two things you’ll need to include in your tech memo: topic sentences and equations.</w:t>
       </w:r>
     </w:p>
-    <w:bookmarkStart w:id="22" w:name="topic-sentences"/>
+    <w:bookmarkStart w:id="11" w:name="topic-sentences"/>
     <w:p>
       <w:pPr>
         <w:pStyle w:val="Heading3"/>
@@ -372,8 +372,8 @@
         <w:t xml:space="preserve">Note that this sentence provides a transition from previous discussion (response times) and then gives a clear statement of what will be discussed in the paragraph below.</w:t>
       </w:r>
     </w:p>
-    <w:bookmarkEnd w:id="22"/>
-    <w:bookmarkStart w:id="24" w:name="equations"/>
+    <w:bookmarkEnd w:id="11"/>
+    <w:bookmarkStart w:id="13" w:name="equations"/>
     <w:p>
       <w:pPr>
         <w:pStyle w:val="Heading3"/>
@@ -492,7 +492,7 @@
       <w:pPr>
         <w:pStyle w:val="BodyText"/>
       </w:pPr>
-      <w:bookmarkStart w:id="23" w:name="eq-example"/>
+      <w:bookmarkStart w:id="12" w:name="eq-example"/>
       <m:oMathPara>
         <m:oMathParaPr>
           <m:jc m:val="center"/>
@@ -531,22 +531,24 @@
           <m:r>
             <m:t>  </m:t>
           </m:r>
-          <m:d>
-            <m:dPr>
-              <m:begChr m:val="("/>
-              <m:sepChr m:val=""/>
-              <m:endChr m:val=")"/>
-              <m:grow/>
-            </m:dPr>
-            <m:e>
-              <m:r>
-                <m:t>1</m:t>
-              </m:r>
-            </m:e>
-          </m:d>
+          <m:r>
+            <m:rPr>
+              <m:sty m:val="p"/>
+            </m:rPr>
+            <m:t>(</m:t>
+          </m:r>
+          <m:r>
+            <m:t>1</m:t>
+          </m:r>
+          <m:r>
+            <m:rPr>
+              <m:sty m:val="p"/>
+            </m:rPr>
+            <m:t>)</m:t>
+          </m:r>
         </m:oMath>
       </m:oMathPara>
-      <w:bookmarkEnd w:id="23"/>
+      <w:bookmarkEnd w:id="12"/>
     </w:p>
     <w:p>
       <w:pPr>
@@ -611,9 +613,9 @@
         <w:br w:type="page"/>
       </w:r>
     </w:p>
-    <w:bookmarkEnd w:id="24"/>
-    <w:bookmarkEnd w:id="25"/>
-    <w:bookmarkStart w:id="47" w:name="template"/>
+    <w:bookmarkEnd w:id="13"/>
+    <w:bookmarkEnd w:id="14"/>
+    <w:bookmarkStart w:id="36" w:name="template"/>
     <w:p>
       <w:pPr>
         <w:pStyle w:val="Heading2"/>
@@ -630,7 +632,7 @@
         <w:t xml:space="preserve">The sections below include template text to help you begin outlining your tech memo.</w:t>
       </w:r>
     </w:p>
-    <w:bookmarkStart w:id="39" w:name="list-of-figures"/>
+    <w:bookmarkStart w:id="28" w:name="list-of-figures"/>
     <w:p>
       <w:pPr>
         <w:pStyle w:val="Heading3"/>
@@ -639,7 +641,7 @@
         <w:t xml:space="preserve">List of Figures</w:t>
       </w:r>
     </w:p>
-    <w:bookmarkStart w:id="30" w:name="figure-1"/>
+    <w:bookmarkStart w:id="19" w:name="figure-1"/>
     <w:p>
       <w:pPr>
         <w:pStyle w:val="Heading4"/>
@@ -661,7 +663,7 @@
       <w:tr>
         <w:tc>
           <w:tcPr/>
-          <w:bookmarkStart w:id="29" w:name="fig-1"/>
+          <w:bookmarkStart w:id="18" w:name="fig-1"/>
           <w:p>
             <w:pPr>
               <w:pStyle w:val="Compact"/>
@@ -672,18 +674,18 @@
                 <wp:inline>
                   <wp:extent cx="4213913" cy="1598601"/>
                   <wp:effectExtent b="0" l="0" r="0" t="0"/>
-                  <wp:docPr descr="" title="" id="27" name="Picture"/>
+                  <wp:docPr descr="" title="" id="16" name="Picture"/>
                   <a:graphic>
                     <a:graphicData uri="http://schemas.openxmlformats.org/drawingml/2006/picture">
                       <pic:pic>
                         <pic:nvPicPr>
-                          <pic:cNvPr descr="./img/plate_wing_2.png" id="28" name="Picture"/>
+                          <pic:cNvPr descr="./img/plate_wing_2.png" id="17" name="Picture"/>
                           <pic:cNvPicPr>
                             <a:picLocks noChangeArrowheads="1" noChangeAspect="1"/>
                           </pic:cNvPicPr>
                         </pic:nvPicPr>
                         <pic:blipFill>
-                          <a:blip r:embed="rId26"/>
+                          <a:blip r:embed="rId15"/>
                           <a:stretch>
                             <a:fillRect/>
                           </a:stretch>
@@ -723,7 +725,7 @@
               <w:t xml:space="preserve">Figure 1: Insert image above and replace this text with your caption.</w:t>
             </w:r>
           </w:p>
-          <w:bookmarkEnd w:id="29"/>
+          <w:bookmarkEnd w:id="18"/>
         </w:tc>
       </w:tr>
     </w:tbl>
@@ -759,8 +761,8 @@
         <w:t xml:space="preserve">What should the reader take away?</w:t>
       </w:r>
     </w:p>
-    <w:bookmarkEnd w:id="30"/>
-    <w:bookmarkStart w:id="34" w:name="figure-2"/>
+    <w:bookmarkEnd w:id="19"/>
+    <w:bookmarkStart w:id="23" w:name="figure-2"/>
     <w:p>
       <w:pPr>
         <w:pStyle w:val="Heading4"/>
@@ -782,7 +784,7 @@
       <w:tr>
         <w:tc>
           <w:tcPr/>
-          <w:bookmarkStart w:id="33" w:name="fig-2"/>
+          <w:bookmarkStart w:id="22" w:name="fig-2"/>
           <w:p>
             <w:pPr>
               <w:pStyle w:val="Compact"/>
@@ -793,18 +795,18 @@
                 <wp:inline>
                   <wp:extent cx="4213913" cy="1598601"/>
                   <wp:effectExtent b="0" l="0" r="0" t="0"/>
-                  <wp:docPr descr="" title="" id="31" name="Picture"/>
+                  <wp:docPr descr="" title="" id="20" name="Picture"/>
                   <a:graphic>
                     <a:graphicData uri="http://schemas.openxmlformats.org/drawingml/2006/picture">
                       <pic:pic>
                         <pic:nvPicPr>
-                          <pic:cNvPr descr="./img/plate_wing_2.png" id="32" name="Picture"/>
+                          <pic:cNvPr descr="./img/plate_wing_2.png" id="21" name="Picture"/>
                           <pic:cNvPicPr>
                             <a:picLocks noChangeArrowheads="1" noChangeAspect="1"/>
                           </pic:cNvPicPr>
                         </pic:nvPicPr>
                         <pic:blipFill>
-                          <a:blip r:embed="rId26"/>
+                          <a:blip r:embed="rId15"/>
                           <a:stretch>
                             <a:fillRect/>
                           </a:stretch>
@@ -844,7 +846,7 @@
               <w:t xml:space="preserve">Figure 2: Insert image above and replace this text with your caption.</w:t>
             </w:r>
           </w:p>
-          <w:bookmarkEnd w:id="33"/>
+          <w:bookmarkEnd w:id="22"/>
         </w:tc>
       </w:tr>
     </w:tbl>
@@ -880,8 +882,8 @@
         <w:t xml:space="preserve">What should the reader take away?</w:t>
       </w:r>
     </w:p>
-    <w:bookmarkEnd w:id="34"/>
-    <w:bookmarkStart w:id="38" w:name="figure-3"/>
+    <w:bookmarkEnd w:id="23"/>
+    <w:bookmarkStart w:id="27" w:name="figure-3"/>
     <w:p>
       <w:pPr>
         <w:pStyle w:val="Heading4"/>
@@ -903,7 +905,7 @@
       <w:tr>
         <w:tc>
           <w:tcPr/>
-          <w:bookmarkStart w:id="37" w:name="fig-3"/>
+          <w:bookmarkStart w:id="26" w:name="fig-3"/>
           <w:p>
             <w:pPr>
               <w:pStyle w:val="Compact"/>
@@ -914,18 +916,18 @@
                 <wp:inline>
                   <wp:extent cx="4213913" cy="1598601"/>
                   <wp:effectExtent b="0" l="0" r="0" t="0"/>
-                  <wp:docPr descr="" title="" id="35" name="Picture"/>
+                  <wp:docPr descr="" title="" id="24" name="Picture"/>
                   <a:graphic>
                     <a:graphicData uri="http://schemas.openxmlformats.org/drawingml/2006/picture">
                       <pic:pic>
                         <pic:nvPicPr>
-                          <pic:cNvPr descr="./img/plate_wing_2.png" id="36" name="Picture"/>
+                          <pic:cNvPr descr="./img/plate_wing_2.png" id="25" name="Picture"/>
                           <pic:cNvPicPr>
                             <a:picLocks noChangeArrowheads="1" noChangeAspect="1"/>
                           </pic:cNvPicPr>
                         </pic:nvPicPr>
                         <pic:blipFill>
-                          <a:blip r:embed="rId26"/>
+                          <a:blip r:embed="rId15"/>
                           <a:stretch>
                             <a:fillRect/>
                           </a:stretch>
@@ -965,7 +967,7 @@
               <w:t xml:space="preserve">Figure 3: Replace image above and replace this text with your caption.</w:t>
             </w:r>
           </w:p>
-          <w:bookmarkEnd w:id="37"/>
+          <w:bookmarkEnd w:id="26"/>
         </w:tc>
       </w:tr>
     </w:tbl>
@@ -1001,9 +1003,9 @@
         <w:t xml:space="preserve">What should the reader take away?</w:t>
       </w:r>
     </w:p>
-    <w:bookmarkEnd w:id="38"/>
-    <w:bookmarkEnd w:id="39"/>
-    <w:bookmarkStart w:id="40" w:name="key-equations"/>
+    <w:bookmarkEnd w:id="27"/>
+    <w:bookmarkEnd w:id="28"/>
+    <w:bookmarkStart w:id="29" w:name="key-equations"/>
     <w:p>
       <w:pPr>
         <w:pStyle w:val="Heading3"/>
@@ -1166,8 +1168,8 @@
         <w:t xml:space="preserve">Text to explain equation.</w:t>
       </w:r>
     </w:p>
-    <w:bookmarkEnd w:id="40"/>
-    <w:bookmarkStart w:id="46" w:name="outline-1"/>
+    <w:bookmarkEnd w:id="29"/>
+    <w:bookmarkStart w:id="35" w:name="outline-1"/>
     <w:p>
       <w:pPr>
         <w:pStyle w:val="Heading3"/>
@@ -1176,7 +1178,7 @@
         <w:t xml:space="preserve">Outline</w:t>
       </w:r>
     </w:p>
-    <w:bookmarkStart w:id="41" w:name="abstract"/>
+    <w:bookmarkStart w:id="30" w:name="abstract"/>
     <w:p>
       <w:pPr>
         <w:pStyle w:val="Heading4"/>
@@ -1285,8 +1287,8 @@
         <w:t xml:space="preserve">Keep it short.</w:t>
       </w:r>
     </w:p>
-    <w:bookmarkEnd w:id="41"/>
-    <w:bookmarkStart w:id="42" w:name="introduction"/>
+    <w:bookmarkEnd w:id="30"/>
+    <w:bookmarkStart w:id="31" w:name="introduction"/>
     <w:p>
       <w:pPr>
         <w:pStyle w:val="Heading4"/>
@@ -1343,8 +1345,8 @@
         <w:t xml:space="preserve">…</w:t>
       </w:r>
     </w:p>
-    <w:bookmarkEnd w:id="42"/>
-    <w:bookmarkStart w:id="43" w:name="methods-and-analysis"/>
+    <w:bookmarkEnd w:id="31"/>
+    <w:bookmarkStart w:id="32" w:name="methods-and-analysis"/>
     <w:p>
       <w:pPr>
         <w:pStyle w:val="Heading4"/>
@@ -1401,8 +1403,8 @@
         <w:t xml:space="preserve">…</w:t>
       </w:r>
     </w:p>
-    <w:bookmarkEnd w:id="43"/>
-    <w:bookmarkStart w:id="44" w:name="results-and-discussion"/>
+    <w:bookmarkEnd w:id="32"/>
+    <w:bookmarkStart w:id="33" w:name="results-and-discussion"/>
     <w:p>
       <w:pPr>
         <w:pStyle w:val="Heading4"/>
@@ -1459,8 +1461,8 @@
         <w:t xml:space="preserve">…</w:t>
       </w:r>
     </w:p>
-    <w:bookmarkEnd w:id="44"/>
-    <w:bookmarkStart w:id="45" w:name="conclusion"/>
+    <w:bookmarkEnd w:id="33"/>
+    <w:bookmarkStart w:id="34" w:name="conclusion"/>
     <w:p>
       <w:pPr>
         <w:pStyle w:val="Heading4"/>
@@ -1517,9 +1519,9 @@
         <w:t xml:space="preserve">…</w:t>
       </w:r>
     </w:p>
-    <w:bookmarkEnd w:id="45"/>
-    <w:bookmarkEnd w:id="46"/>
-    <w:bookmarkEnd w:id="47"/>
+    <w:bookmarkEnd w:id="34"/>
+    <w:bookmarkEnd w:id="35"/>
+    <w:bookmarkEnd w:id="36"/>
     <w:sectPr>
       <w:footnotePr>
         <w:numRestart w:val="eachSect"/>
@@ -1983,10 +1985,10 @@
   <w:docDefaults>
     <w:rPrDefault>
       <w:rPr>
-        <w:rFonts w:asciiTheme="minorHAnsi" w:cstheme="minorBidi" w:eastAsiaTheme="minorHAnsi" w:hAnsiTheme="minorHAnsi"/>
+        <w:rFonts w:asciiTheme="minorHAnsi" w:cstheme="minorBidi" w:eastAsiaTheme="minorEastAsia" w:hAnsiTheme="minorHAnsi"/>
         <w:sz w:val="24"/>
         <w:szCs w:val="24"/>
-        <w:lang w:bidi="ar-SA" w:eastAsia="en-US" w:val="en-US"/>
+        <w:lang w:bidi="ar-SA" w:eastAsia="zh-CN" w:val="en-US"/>
       </w:rPr>
     </w:rPrDefault>
     <w:pPrDefault>
@@ -2527,13 +2529,6 @@
       </w:tblCellMar>
     </w:tblPr>
     <w:tblStylePr w:type="firstRow">
-      <w:tblPr>
-        <w:jc w:val="left"/>
-        <w:tblInd w:type="dxa" w:w="0"/>
-      </w:tblPr>
-      <w:trPr>
-        <w:jc w:val="left"/>
-      </w:trPr>
       <w:tcPr>
         <w:tcBorders>
           <w:bottom w:val="single"/>

--- a/labs/lab6/writing-template.docx
+++ b/labs/lab6/writing-template.docx
@@ -15,7 +15,7 @@
         <w:pStyle w:val="Subtitle"/>
       </w:pPr>
       <w:r>
-        <w:t xml:space="preserve">Outline</w:t>
+        <w:t xml:space="preserve">Technical Memo</w:t>
       </w:r>
     </w:p>
     <w:bookmarkStart w:id="9" w:name="statement-of-work"/>
